--- a/8.资源管理/2.运行记录类文件/080201-运维工具使用自评报告.docx
+++ b/8.资源管理/2.运行记录类文件/080201-运维工具使用自评报告.docx
@@ -2,6 +2,16 @@
 <file path=word/document.xml><?xml version="1.0" encoding="utf-8"?>
 <w:document xmlns:wpc="http://schemas.microsoft.com/office/word/2010/wordprocessingCanvas" xmlns:mc="http://schemas.openxmlformats.org/markup-compatibility/2006" xmlns:o="urn:schemas-microsoft-com:office:office" xmlns:r="http://schemas.openxmlformats.org/officeDocument/2006/relationships" xmlns:m="http://schemas.openxmlformats.org/officeDocument/2006/math" xmlns:v="urn:schemas-microsoft-com:vml" xmlns:wp14="http://schemas.microsoft.com/office/word/2010/wordprocessingDrawing" xmlns:wp="http://schemas.openxmlformats.org/drawingml/2006/wordprocessingDrawing" xmlns:w="http://schemas.openxmlformats.org/wordprocessingml/2006/main" xmlns:w14="http://schemas.microsoft.com/office/word/2010/wordml" xmlns:w10="urn:schemas-microsoft-com:office:word" xmlns:w15="http://schemas.microsoft.com/office/word/2012/wordml" xmlns:wpg="http://schemas.microsoft.com/office/word/2010/wordprocessingGroup" xmlns:wpi="http://schemas.microsoft.com/office/word/2010/wordprocessingInk" xmlns:wne="http://schemas.microsoft.com/office/word/2006/wordml" xmlns:wps="http://schemas.microsoft.com/office/word/2010/wordprocessingShape" xmlns:wpsCustomData="http://www.wps.cn/officeDocument/2013/wpsCustomData" mc:Ignorable="w14 w15 wp14">
   <w:body>
+    <w:p>
+      <w:pPr>
+        <w:pStyle w:val="31"/>
+        <w:bidi w:val="0"/>
+        <w:rPr>
+          <w:rFonts w:hint="eastAsia"/>
+          <w:lang w:val="en-US" w:eastAsia="zh-CN"/>
+        </w:rPr>
+      </w:pPr>
+    </w:p>
     <w:p>
       <w:pPr>
         <w:pStyle w:val="31"/>
@@ -31,7 +41,6 @@
     <w:p>
       <w:pPr>
         <w:spacing w:before="117" w:line="219" w:lineRule="auto"/>
-        <w:ind w:left="1661"/>
         <w:jc w:val="center"/>
         <w:rPr>
           <w:rFonts w:hint="default" w:ascii="宋体" w:hAnsi="宋体" w:eastAsia="宋体" w:cs="宋体"/>
@@ -591,6 +600,12 @@
             <w:insideH w:val="single" w:color="000000" w:sz="4" w:space="0"/>
             <w:insideV w:val="single" w:color="000000" w:sz="4" w:space="0"/>
           </w:tblBorders>
+          <w:tblCellMar>
+            <w:top w:w="0" w:type="dxa"/>
+            <w:left w:w="0" w:type="dxa"/>
+            <w:bottom w:w="0" w:type="dxa"/>
+            <w:right w:w="0" w:type="dxa"/>
+          </w:tblCellMar>
         </w:tblPrEx>
         <w:trPr>
           <w:trHeight w:val="474" w:hRule="atLeast"/>
@@ -1596,29 +1611,12 @@
               </w:rPr>
               <w:t>临夏回族自治州中医医院“智慧银医”项目</w:t>
             </w:r>
-            <w:bookmarkStart w:id="1" w:name="_GoBack"/>
-            <w:bookmarkEnd w:id="1"/>
           </w:p>
         </w:tc>
         <w:tc>
           <w:tcPr>
             <w:tcW w:w="1986" w:type="dxa"/>
           </w:tcPr>
-          <w:p>
-            <w:pPr>
-              <w:pStyle w:val="25"/>
-            </w:pPr>
-          </w:p>
-          <w:p>
-            <w:pPr>
-              <w:pStyle w:val="25"/>
-            </w:pPr>
-          </w:p>
-          <w:p>
-            <w:pPr>
-              <w:pStyle w:val="25"/>
-            </w:pPr>
-          </w:p>
           <w:p>
             <w:pPr>
               <w:pStyle w:val="25"/>
@@ -2058,13 +2056,10 @@
           <w:p>
             <w:pPr>
               <w:pStyle w:val="25"/>
-            </w:pPr>
-          </w:p>
-          <w:p>
-            <w:pPr>
-              <w:pStyle w:val="25"/>
               <w:spacing w:line="241" w:lineRule="auto"/>
             </w:pPr>
+            <w:bookmarkStart w:id="1" w:name="_GoBack"/>
+            <w:bookmarkEnd w:id="1"/>
           </w:p>
           <w:p>
             <w:pPr>
